--- a/ru/discovery-articles/6.4 Транзистор.docx
+++ b/ru/discovery-articles/6.4 Транзистор.docx
@@ -4,13 +4,20 @@
   <w:body>
     <w:p>
       <w:pPr>
-        <w:spacing w:before="0" w:after="80"/>
+        <w:pStyle w:val="Title"/>
+        <w:widowControl/>
+      </w:pPr>
+      <w:r>
+        <w:t>6.4 Транзистор</w:t>
+      </w:r>
+    </w:p>
+    <w:p>
+      <w:pPr>
+        <w:keepNext/>
+        <w:widowControl/>
       </w:pPr>
       <w:r>
         <w:rPr>
-          <w:rFonts w:ascii="Calibri" w:hAnsi="Calibri" w:cs="Calibri"/>
-          <w:b/>
-          <w:color w:val="2E74B5"/>
           <w:sz w:val="20"/>
         </w:rPr>
         <w:t>6. Цифровые технологии, космос и связь</w:t>
@@ -19,74 +26,45 @@
     <w:p>
       <w:pPr>
         <w:keepNext/>
-        <w:spacing w:before="0" w:after="120"/>
+        <w:widowControl/>
       </w:pPr>
       <w:r>
         <w:rPr>
-          <w:rFonts w:ascii="Calibri" w:hAnsi="Calibri" w:cs="Calibri"/>
-          <w:b/>
-          <w:color w:val="0B2545"/>
-          <w:sz w:val="48"/>
+          <w:sz w:val="20"/>
         </w:rPr>
-        <w:t>6.4 Транзистор</w:t>
+        <w:t>Период: 1947 год — Bell Labs; широкое коммерческое применение с середины 1950-х | Основные участники: Уильям Шокли, Джон Бардин, Уолтер Браттейн</w:t>
       </w:r>
     </w:p>
     <w:p>
       <w:pPr>
-        <w:spacing w:before="0" w:after="200" w:line="276" w:lineRule="auto"/>
+        <w:widowControl/>
       </w:pPr>
       <w:r>
-        <w:rPr>
-          <w:rFonts w:ascii="Calibri" w:hAnsi="Calibri" w:cs="Calibri"/>
-          <w:i/>
-          <w:color w:val="666666"/>
-          <w:sz w:val="21"/>
-        </w:rPr>
-        <w:t>Период: 1947 год — изобретение в Bell Labs; широкое коммерческое применение с середины 1950-х годов | Ключевые фигуры: Уильям Шокли; Джон Бардин; Уолтер Браттейн</w:t>
-      </w:r>
-    </w:p>
-    <w:p>
-      <w:pPr>
-        <w:spacing w:before="0" w:after="200" w:line="300" w:lineRule="auto"/>
-      </w:pPr>
-      <w:r>
-        <w:rPr>
-          <w:rFonts w:ascii="Calibri" w:hAnsi="Calibri" w:cs="Calibri"/>
-          <w:color w:val="0B2545"/>
-          <w:sz w:val="23"/>
-        </w:rPr>
-        <w:t>Транзистор — крошечный полупроводниковый прибор, который переключает или усиливает электрический сигнал. Он заменил горячие и хрупкие электронные лампы, сделав возможными портативную электронику и современные компьютеры.</w:t>
+        <w:t>Транзистор — маленький полупроводниковый прибор, переключающий или усиливающий электрический сигнал. Он заменил горячие хрупкие электронные лампы и сделал возможными переносную электронику и современные компьютеры.</w:t>
       </w:r>
     </w:p>
     <w:p>
       <w:pPr>
         <w:pStyle w:val="Heading1"/>
+        <w:widowControl/>
       </w:pPr>
       <w:r>
-        <w:t>Ключевые факты</w:t>
+        <w:t>Кратко о главном</w:t>
       </w:r>
     </w:p>
     <w:p>
       <w:pPr>
-        <w:keepLines/>
-        <w:spacing w:after="80" w:line="300" w:lineRule="auto"/>
-        <w:numPr>
-          <w:ilvl w:val="0"/>
-          <w:numId w:val="10"/>
-        </w:numPr>
+        <w:pStyle w:val="ListBullet"/>
+        <w:widowControl/>
       </w:pPr>
       <w:r>
-        <w:t>Первый транзистор создали в Bell Labs Джон Бардин, Уолтер Браттейн и Уильям Шокли.</w:t>
+        <w:t>Бардин, Браттейн и Шокли создали первый транзистор в Bell Labs.</w:t>
       </w:r>
     </w:p>
     <w:p>
       <w:pPr>
-        <w:keepLines/>
-        <w:spacing w:after="80" w:line="300" w:lineRule="auto"/>
-        <w:numPr>
-          <w:ilvl w:val="0"/>
-          <w:numId w:val="10"/>
-        </w:numPr>
+        <w:pStyle w:val="ListBullet"/>
+        <w:widowControl/>
       </w:pPr>
       <w:r>
         <w:t>Точечный транзистор заработал в декабре 1947 года.</w:t>
@@ -94,46 +72,35 @@
     </w:p>
     <w:p>
       <w:pPr>
-        <w:keepLines/>
-        <w:spacing w:after="80" w:line="300" w:lineRule="auto"/>
-        <w:numPr>
-          <w:ilvl w:val="0"/>
-          <w:numId w:val="10"/>
-        </w:numPr>
+        <w:pStyle w:val="ListBullet"/>
+        <w:widowControl/>
       </w:pPr>
       <w:r>
-        <w:t>Полупроводник — материал, проводимостью которого можно точно управлять.</w:t>
+        <w:t>Проводимость полупроводника можно точно контролировать.</w:t>
       </w:r>
     </w:p>
     <w:p>
       <w:pPr>
-        <w:keepLines/>
-        <w:spacing w:after="80" w:line="300" w:lineRule="auto"/>
-        <w:numPr>
-          <w:ilvl w:val="0"/>
-          <w:numId w:val="10"/>
-        </w:numPr>
+        <w:pStyle w:val="ListBullet"/>
+        <w:widowControl/>
       </w:pPr>
       <w:r>
-        <w:t>Транзисторы служат основными строительными блоками компьютерных микросхем.</w:t>
+        <w:t>Транзисторы — строительные элементы компьютерных микросхем.</w:t>
       </w:r>
     </w:p>
     <w:p>
       <w:pPr>
-        <w:keepLines/>
-        <w:spacing w:after="80" w:line="300" w:lineRule="auto"/>
-        <w:numPr>
-          <w:ilvl w:val="0"/>
-          <w:numId w:val="10"/>
-        </w:numPr>
+        <w:pStyle w:val="ListBullet"/>
+        <w:widowControl/>
       </w:pPr>
       <w:r>
-        <w:t>Изобретение было отмечено Нобелевской премией по физике 1956 года.</w:t>
+        <w:t>Изобретение отметили Нобелевской премией по физике 1956 года.</w:t>
       </w:r>
     </w:p>
     <w:p>
       <w:pPr>
         <w:pStyle w:val="Heading1"/>
+        <w:widowControl/>
       </w:pPr>
       <w:r>
         <w:t>Что это такое</w:t>
@@ -141,143 +108,101 @@
     </w:p>
     <w:p>
       <w:pPr>
-        <w:keepLines w:val="0"/>
+        <w:widowControl/>
       </w:pPr>
       <w:r>
-        <w:t>Транзистор с помощью слабого электрического сигнала управляет гораздо большим током. Он может работать как переключатель либо как усилитель, делающий слабый сигнал мощнее. Большинство транзисторов изготавливают из кремния — полупроводника, электрические свойства которого можно изменять.</w:t>
-      </w:r>
-    </w:p>
-    <w:p>
-      <w:pPr>
-        <w:keepLines w:val="0"/>
-      </w:pPr>
-      <w:r>
-        <w:t>Представьте очень быстрый кран: небольшой управляющий сигнал решает, будет ли течь ток.</w:t>
+        <w:t>Малый электрический сигнал управляет в транзисторе большим током. Прибор работает переключателем либо усилителем слабого сигнала. Большинство использует кремний, полупроводник с настраиваемыми свойствами. Это очень быстрый кран: небольшое управляющее воздействие решает, течёт ли ток.</w:t>
       </w:r>
     </w:p>
     <w:p>
       <w:pPr>
         <w:pStyle w:val="Heading1"/>
+        <w:widowControl/>
       </w:pPr>
       <w:r>
-        <w:t>Кто это открыл или изобрёл</w:t>
+        <w:t>Кто открыл или изобрёл</w:t>
       </w:r>
     </w:p>
     <w:p>
       <w:pPr>
-        <w:keepLines w:val="0"/>
+        <w:widowControl/>
       </w:pPr>
       <w:r>
-        <w:t>В декабре 1947 года Джон Бардин и Уолтер Браттейн продемонстрировали в Bell Labs первый работающий точечный транзистор. Затем Уильям Шокли разработал плоскостной транзистор с p–n-переходами, который было легче производить.</w:t>
-      </w:r>
-    </w:p>
-    <w:p>
-      <w:pPr>
-        <w:keepLines w:val="0"/>
-      </w:pPr>
-      <w:r>
-        <w:t>В 1956 году все трое разделили Нобелевскую премию по физике. Их работа опиралась на многолетние исследования кристаллов и поверхностей полупроводников.</w:t>
+        <w:t>Бардин и Браттейн показали первый рабочий точечный транзистор в декабре 1947 года. Затем Шокли разработал транзистор с переходами, более удобный для производства. Трое разделили премию 1956 года. Работа опиралась на многолетние исследования кристаллов и полупроводниковых поверхностей.</w:t>
       </w:r>
     </w:p>
     <w:p>
       <w:pPr>
         <w:pStyle w:val="Heading1"/>
+        <w:widowControl/>
       </w:pPr>
       <w:r>
-        <w:t>Когда и как это появилось</w:t>
+        <w:t>Когда и как появилось</w:t>
       </w:r>
     </w:p>
     <w:p>
       <w:pPr>
-        <w:keepLines w:val="0"/>
+        <w:widowControl/>
       </w:pPr>
       <w:r>
-        <w:t>Bell Labs требовались более компактные и надёжные усилители и переключатели для телефонных сетей. Электронные лампы справлялись с задачей, но потребляли много энергии, выделяли тепло и часто выходили из строя.</w:t>
-      </w:r>
-    </w:p>
-    <w:p>
-      <w:pPr>
-        <w:keepLines w:val="0"/>
-      </w:pPr>
-      <w:r>
-        <w:t>Исследования военного времени углубили знания о полупроводниковых материалах. В 1950-е годы новые приборы появились в слуховых аппаратах, переносных радиоприёмниках и компьютерах.</w:t>
+        <w:t>Bell Labs искала меньшие и надёжные усилители и переключатели телефонной сети. Лампы справлялись, но тратили энергию, нагревались и часто ломались. Военные исследования улучшили знание полупроводников. В 1950-х прибор вошёл в слуховые аппараты, переносные радиоприёмники и компьютеры.</w:t>
       </w:r>
     </w:p>
     <w:p>
       <w:pPr>
         <w:pStyle w:val="Heading1"/>
+        <w:widowControl/>
       </w:pPr>
       <w:r>
-        <w:t>Научное значение</w:t>
+        <w:t>Значение для науки</w:t>
       </w:r>
     </w:p>
     <w:p>
       <w:pPr>
-        <w:keepLines w:val="0"/>
+        <w:widowControl/>
       </w:pPr>
       <w:r>
-        <w:t>Транзистор доказал, что инженеры могут управлять квантовыми процессами внутри кристалла. В одном полезном компоненте он объединил физику, химию и электротехнику.</w:t>
-      </w:r>
-    </w:p>
-    <w:p>
-      <w:pPr>
-        <w:keepLines w:val="0"/>
-      </w:pPr>
-      <w:r>
-        <w:t>Цифровые схемы используют транзисторы как переключатели «включено — выключено», представляющие биты. Каждый такой переключатель мал и надёжен, поэтому инженеры могут объединять их в огромных количествах.</w:t>
+        <w:t>Транзистор показал управление квантовым поведением внутри кристалла, объединив физику, химию и электротехнику. Цифровые цепи используют включённое и выключенное состояния для битов — двоичных единиц информации. Малые надёжные переключатели можно соединять в огромном количестве.</w:t>
       </w:r>
     </w:p>
     <w:p>
       <w:pPr>
         <w:pStyle w:val="Heading1"/>
+        <w:widowControl/>
       </w:pPr>
       <w:r>
-        <w:t>Влияние на последующее развитие</w:t>
+        <w:t>Влияние на дальнейшее развитие</w:t>
       </w:r>
     </w:p>
     <w:p>
       <w:pPr>
-        <w:keepLines w:val="0"/>
+        <w:widowControl/>
       </w:pPr>
       <w:r>
-        <w:t>Интегральная схема разместила множество транзисторов и соединений между ними на одном кристалле кремния. Дальнейшее уменьшение размеров позволило поместить на одном чипе миллиарды транзисторов.</w:t>
-      </w:r>
-    </w:p>
-    <w:p>
-      <w:pPr>
-        <w:keepLines w:val="0"/>
-      </w:pPr>
-      <w:r>
-        <w:t>Сегодня они выполняют логические операции, хранят данные, обрабатывают радиосигналы, работают в датчиках и управляют электрической мощностью. Возможности современных вычислительных систем отчасти определяются числом полезно работающих транзисторов на микросхеме.</w:t>
+        <w:t>Интегральная схема объединила транзисторы и соединения на одном куске кремния. По мере уменьшения размеров на одном кристалле стало возможно размещать миллиарды транзисторов. Они выполняют логические операции, хранят данные, обрабатывают радиосигналы и показания датчиков, управляют мощностью. Возможности вычислительной техники отчасти оценивают числом полезных транзисторов.</w:t>
       </w:r>
     </w:p>
     <w:p>
       <w:pPr>
         <w:pStyle w:val="Heading1"/>
+        <w:widowControl/>
       </w:pPr>
       <w:r>
-        <w:t>Как это изменило жизнь людей</w:t>
+        <w:t>Как изменило жизнь людей</w:t>
       </w:r>
     </w:p>
     <w:p>
       <w:pPr>
-        <w:keepLines w:val="0"/>
+        <w:widowControl/>
       </w:pPr>
       <w:r>
-        <w:t>Транзисторы сделали радиоприёмники достаточно маленькими, чтобы носить с собой, а компьютеры — достаточно компактными для личного владения. Позднее они дали начало мобильным телефонам, медицинским приборам, промышленной автоматике и автомобильной электронике.</w:t>
-      </w:r>
-    </w:p>
-    <w:p>
-      <w:pPr>
-        <w:keepLines w:val="0"/>
-      </w:pPr>
-      <w:r>
-        <w:t>Один транзистор прост, как один кирпич. Но миллиарды транзисторов, точно организованные в систему, образуют мощный процессор.</w:t>
+        <w:t>Радио стало переносным, компьютер — доступным личному владельцу. Позднее появились мобильные телефоны, медицинские приборы, промышленное управление и автомобильная электроника. Один транзистор прост, как кирпич; миллиарды, правильно соединённые, образуют мощный процессор.</w:t>
       </w:r>
     </w:p>
     <w:p>
       <w:pPr>
         <w:pStyle w:val="Heading1"/>
+        <w:widowControl/>
       </w:pPr>
       <w:r>
         <w:t>Источники и литература</w:t>
@@ -286,107 +211,115 @@
     <w:p>
       <w:pPr>
         <w:pStyle w:val="Heading2"/>
+        <w:widowControl/>
       </w:pPr>
       <w:r>
-        <w:t>C. Материалы научных учреждений и энциклопедий</w:t>
+        <w:rPr>
+          <w:sz w:val="20"/>
+        </w:rPr>
+        <w:t>Материалы организаций и энциклопедии</w:t>
       </w:r>
     </w:p>
     <w:p>
       <w:pPr>
-        <w:keepLines/>
-        <w:spacing w:after="80" w:line="300" w:lineRule="auto"/>
-        <w:numPr>
-          <w:ilvl w:val="0"/>
-          <w:numId w:val="11"/>
-        </w:numPr>
+        <w:widowControl/>
       </w:pPr>
       <w:r>
-        <w:t xml:space="preserve">Encyclopaedia Britannica. «Transistor». </w:t>
+        <w:rPr>
+          <w:sz w:val="20"/>
+        </w:rPr>
+        <w:t xml:space="preserve">1. Encyclopaedia Britannica. 'Transistor.' </w:t>
       </w:r>
+      <w:hyperlink r:id="rId9">
+        <w:r>
+          <w:rPr>
+            <w:sz w:val="20"/>
+          </w:rPr>
+          <w:t>https://www.britannica.com/technology/transistor</w:t>
+        </w:r>
+      </w:hyperlink>
       <w:r>
-        <w:t xml:space="preserve"> </w:t>
+        <w:rPr>
+          <w:sz w:val="20"/>
+        </w:rPr>
+      </w:r>
+    </w:p>
+    <w:p>
+      <w:pPr>
+        <w:pStyle w:val="Heading2"/>
+        <w:widowControl/>
+      </w:pPr>
+      <w:r>
+        <w:rPr>
+          <w:sz w:val="20"/>
+        </w:rPr>
+        <w:t>Материалы музеев и архивов</w:t>
+      </w:r>
+    </w:p>
+    <w:p>
+      <w:pPr>
+        <w:widowControl/>
+      </w:pPr>
+      <w:r>
+        <w:rPr>
+          <w:sz w:val="20"/>
+        </w:rPr>
+        <w:t xml:space="preserve">1. Computer History Museum. 'The Silicon Engine: 1947 - Invention of the Point-Contact Transistor.' </w:t>
+      </w:r>
+      <w:hyperlink r:id="rId10">
+        <w:r>
+          <w:rPr>
+            <w:sz w:val="20"/>
+          </w:rPr>
+          <w:t>https://www.computerhistory.org/siliconengine/invention-of-the-point-contact-transistor/</w:t>
+        </w:r>
+      </w:hyperlink>
+      <w:r>
+        <w:rPr>
+          <w:sz w:val="20"/>
+        </w:rPr>
+      </w:r>
+    </w:p>
+    <w:p>
+      <w:pPr>
+        <w:pStyle w:val="Heading2"/>
+        <w:widowControl/>
+      </w:pPr>
+      <w:r>
+        <w:rPr>
+          <w:sz w:val="20"/>
+        </w:rPr>
+        <w:t>Научные организации</w:t>
+      </w:r>
+    </w:p>
+    <w:p>
+      <w:pPr>
+        <w:widowControl/>
+      </w:pPr>
+      <w:r>
+        <w:rPr>
+          <w:sz w:val="20"/>
+        </w:rPr>
+        <w:t xml:space="preserve">1. Nobel Prize. 'The Nobel Prize in Physics 1956.' </w:t>
       </w:r>
       <w:hyperlink r:id="rId11">
         <w:r>
           <w:rPr>
-            <w:color w:val="0563C1"/>
-            <w:u w:val="single"/>
-          </w:rPr>
-          <w:t>https://www.britannica.com/technology/transistor</w:t>
-        </w:r>
-      </w:hyperlink>
-    </w:p>
-    <w:p>
-      <w:pPr>
-        <w:pStyle w:val="Heading2"/>
-      </w:pPr>
-      <w:r>
-        <w:t>D. Материалы музеев и архивов</w:t>
-      </w:r>
-    </w:p>
-    <w:p>
-      <w:pPr>
-        <w:keepLines/>
-        <w:spacing w:after="80" w:line="300" w:lineRule="auto"/>
-        <w:numPr>
-          <w:ilvl w:val="0"/>
-          <w:numId w:val="12"/>
-        </w:numPr>
-      </w:pPr>
-      <w:r>
-        <w:t xml:space="preserve">Музей истории компьютеров. «The Silicon Engine: 1947 — Invention of the Point-Contact Transistor». </w:t>
-      </w:r>
-      <w:r>
-        <w:t xml:space="preserve"> </w:t>
-      </w:r>
-      <w:hyperlink r:id="rId12">
-        <w:r>
-          <w:rPr>
-            <w:color w:val="0563C1"/>
-            <w:u w:val="single"/>
-          </w:rPr>
-          <w:t>https://www.computerhistory.org/siliconengine/invention-of-the-point-contact-transistor/</w:t>
-        </w:r>
-      </w:hyperlink>
-    </w:p>
-    <w:p>
-      <w:pPr>
-        <w:pStyle w:val="Heading2"/>
-      </w:pPr>
-      <w:r>
-        <w:t>G. Научные организации</w:t>
-      </w:r>
-    </w:p>
-    <w:p>
-      <w:pPr>
-        <w:keepLines/>
-        <w:spacing w:after="80" w:line="300" w:lineRule="auto"/>
-        <w:numPr>
-          <w:ilvl w:val="0"/>
-          <w:numId w:val="13"/>
-        </w:numPr>
-      </w:pPr>
-      <w:r>
-        <w:t xml:space="preserve">Нобелевская премия. «The Nobel Prize in Physics 1956». </w:t>
-      </w:r>
-      <w:r>
-        <w:t xml:space="preserve"> </w:t>
-      </w:r>
-      <w:hyperlink r:id="rId13">
-        <w:r>
-          <w:rPr>
-            <w:color w:val="0563C1"/>
-            <w:u w:val="single"/>
+            <w:sz w:val="20"/>
           </w:rPr>
           <w:t>https://www.nobelprize.org/prizes/physics/1956/summary/</w:t>
         </w:r>
       </w:hyperlink>
+      <w:r>
+        <w:rPr>
+          <w:sz w:val="20"/>
+        </w:rPr>
+      </w:r>
     </w:p>
     <w:sectPr>
-      <w:headerReference w:type="default" r:id="rId9"/>
-      <w:footerReference w:type="default" r:id="rId10"/>
-      <w:pgSz w:w="12240" w:h="15840"/>
-      <w:pgMar w:top="1440" w:right="1440" w:bottom="1440" w:left="1440" w:header="708" w:footer="708" w:gutter="0"/>
+      <w:footerReference w:type="default" r:id="rId12"/>
+      <w:pgSz w:w="11906" w:h="16838"/>
+      <w:pgMar w:top="1020" w:right="1134" w:bottom="1020" w:left="1134" w:header="720" w:footer="720" w:gutter="0"/>
       <w:cols w:space="720"/>
       <w:docGrid w:linePitch="360"/>
     </w:sectPr>
@@ -399,60 +332,11 @@
   <w:p>
     <w:pPr>
       <w:pStyle w:val="Footer"/>
-      <w:spacing w:before="0" w:after="0"/>
       <w:jc w:val="right"/>
     </w:pPr>
-    <w:r>
-      <w:rPr>
-        <w:rFonts w:ascii="Calibri" w:hAnsi="Calibri" w:cs="Calibri"/>
-        <w:color w:val="666666"/>
-        <w:sz w:val="18"/>
-      </w:rPr>
-      <w:t xml:space="preserve">Страница </w:t>
-    </w:r>
-    <w:r>
-      <w:rPr>
-        <w:rFonts w:ascii="Calibri" w:hAnsi="Calibri" w:cs="Calibri"/>
-        <w:color w:val="666666"/>
-        <w:sz w:val="18"/>
-      </w:rPr>
-      <w:fldChar w:fldCharType="begin"/>
-      <w:instrText xml:space="preserve"> PAGE </w:instrText>
-      <w:fldChar w:fldCharType="separate"/>
-      <w:t>1</w:t>
-      <w:fldChar w:fldCharType="end"/>
-    </w:r>
+    <w:fldSimple w:instr="PAGE"/>
   </w:p>
 </w:ftr>
-</file>
-
-<file path=word/header1.xml><?xml version="1.0" encoding="utf-8"?>
-<w:hdr xmlns:m="http://schemas.openxmlformats.org/officeDocument/2006/math" xmlns:mc="http://schemas.openxmlformats.org/markup-compatibility/2006" xmlns:mo="http://schemas.microsoft.com/office/mac/office/2008/main" xmlns:mv="urn:schemas-microsoft-com:mac:vml" xmlns:o="urn:schemas-microsoft-com:office:office" xmlns:r="http://schemas.openxmlformats.org/officeDocument/2006/relationships" xmlns:v="urn:schemas-microsoft-com:vml" xmlns:w10="urn:schemas-microsoft-com:office:word" xmlns:w14="http://schemas.microsoft.com/office/word/2010/wordml" xmlns:w="http://schemas.openxmlformats.org/wordprocessingml/2006/main" xmlns:wne="http://schemas.microsoft.com/office/word/2006/wordml" xmlns:wp14="http://schemas.microsoft.com/office/word/2010/wordprocessingDrawing" xmlns:wp="http://schemas.openxmlformats.org/drawingml/2006/wordprocessingDrawing" xmlns:wpc="http://schemas.microsoft.com/office/word/2010/wordprocessingCanvas" xmlns:wpg="http://schemas.microsoft.com/office/word/2010/wordprocessingGroup" xmlns:wpi="http://schemas.microsoft.com/office/word/2010/wordprocessingInk" xmlns:wps="http://schemas.microsoft.com/office/word/2010/wordprocessingShape" mc:Ignorable="w14 wp14">
-  <w:p>
-    <w:pPr>
-      <w:pStyle w:val="Header"/>
-      <w:spacing w:after="0"/>
-      <w:jc w:val="left"/>
-    </w:pPr>
-    <w:r>
-      <w:rPr>
-        <w:rFonts w:ascii="Calibri" w:hAnsi="Calibri" w:cs="Calibri"/>
-        <w:b/>
-        <w:color w:val="666666"/>
-        <w:sz w:val="18"/>
-      </w:rPr>
-      <w:t>Открытия и изобретения</w:t>
-    </w:r>
-    <w:r>
-      <w:rPr>
-        <w:rFonts w:ascii="Calibri" w:hAnsi="Calibri" w:cs="Calibri"/>
-        <w:color w:val="666666"/>
-        <w:sz w:val="18"/>
-      </w:rPr>
-      <w:t xml:space="preserve">    |    6. Цифровые технологии, космос и связь</w:t>
-    </w:r>
-  </w:p>
-</w:hdr>
 </file>
 
 <file path=word/numbering.xml><?xml version="1.0" encoding="utf-8"?>
@@ -655,78 +539,6 @@
   <w:num w:numId="9">
     <w:abstractNumId w:val="0"/>
   </w:num>
-  <w:abstractNum w:abstractNumId="9">
-    <w:multiLevelType w:val="singleLevel"/>
-    <w:lvl w:ilvl="0">
-      <w:start w:val="1"/>
-      <w:numFmt w:val="bullet"/>
-      <w:lvlText w:val="•"/>
-      <w:lvlJc w:val="left"/>
-      <w:pPr>
-        <w:tabs>
-          <w:tab w:val="num" w:pos="540"/>
-        </w:tabs>
-        <w:ind w:left="540" w:hanging="270"/>
-      </w:pPr>
-    </w:lvl>
-  </w:abstractNum>
-  <w:num w:numId="10">
-    <w:abstractNumId w:val="9"/>
-  </w:num>
-  <w:abstractNum w:abstractNumId="10">
-    <w:multiLevelType w:val="singleLevel"/>
-    <w:lvl w:ilvl="0">
-      <w:start w:val="1"/>
-      <w:numFmt w:val="decimal"/>
-      <w:lvlText w:val="%1."/>
-      <w:lvlJc w:val="left"/>
-      <w:pPr>
-        <w:tabs>
-          <w:tab w:val="num" w:pos="540"/>
-        </w:tabs>
-        <w:ind w:left="540" w:hanging="270"/>
-      </w:pPr>
-    </w:lvl>
-  </w:abstractNum>
-  <w:num w:numId="11">
-    <w:abstractNumId w:val="10"/>
-  </w:num>
-  <w:abstractNum w:abstractNumId="11">
-    <w:multiLevelType w:val="singleLevel"/>
-    <w:lvl w:ilvl="0">
-      <w:start w:val="1"/>
-      <w:numFmt w:val="decimal"/>
-      <w:lvlText w:val="%1."/>
-      <w:lvlJc w:val="left"/>
-      <w:pPr>
-        <w:tabs>
-          <w:tab w:val="num" w:pos="540"/>
-        </w:tabs>
-        <w:ind w:left="540" w:hanging="270"/>
-      </w:pPr>
-    </w:lvl>
-  </w:abstractNum>
-  <w:num w:numId="12">
-    <w:abstractNumId w:val="11"/>
-  </w:num>
-  <w:abstractNum w:abstractNumId="12">
-    <w:multiLevelType w:val="singleLevel"/>
-    <w:lvl w:ilvl="0">
-      <w:start w:val="1"/>
-      <w:numFmt w:val="decimal"/>
-      <w:lvlText w:val="%1."/>
-      <w:lvlJc w:val="left"/>
-      <w:pPr>
-        <w:tabs>
-          <w:tab w:val="num" w:pos="540"/>
-        </w:tabs>
-        <w:ind w:left="540" w:hanging="270"/>
-      </w:pPr>
-    </w:lvl>
-  </w:abstractNum>
-  <w:num w:numId="13">
-    <w:abstractNumId w:val="12"/>
-  </w:num>
 </w:numbering>
 </file>
 
@@ -735,7 +547,7 @@
   <w:docDefaults>
     <w:rPrDefault>
       <w:rPr>
-        <w:rFonts w:asciiTheme="minorHAnsi" w:eastAsiaTheme="minorEastAsia" w:hAnsiTheme="minorHAnsi" w:cstheme="minorBidi"/>
+        <w:rFonts/>
         <w:sz w:val="22"/>
         <w:szCs w:val="22"/>
         <w:lang w:val="en-US" w:eastAsia="en-US" w:bidi="ar-SA"/>
@@ -891,12 +703,13 @@
     <w:qFormat/>
     <w:rsid w:val="00FC693F"/>
     <w:pPr>
-      <w:widowControl/>
-      <w:spacing w:before="0" w:after="120" w:line="300" w:lineRule="auto"/>
+      <w:spacing w:after="120" w:line="259" w:lineRule="auto"/>
     </w:pPr>
     <w:rPr>
-      <w:rFonts w:ascii="Calibri" w:hAnsi="Calibri" w:cs="Calibri"/>
-      <w:sz w:val="22"/>
+      <w:rFonts w:ascii="Times New Roman" w:hAnsi="Times New Roman"/>
+      <w:color w:val="000000"/>
+      <w:sz w:val="24"/>
+      <w:lang w:val="ru-RU"/>
     </w:rPr>
   </w:style>
   <w:style w:type="paragraph" w:styleId="Header">
@@ -954,16 +767,17 @@
     <w:pPr>
       <w:keepNext/>
       <w:keepLines/>
-      <w:spacing w:before="360" w:after="200"/>
+      <w:spacing w:before="480" w:after="120" w:line="259" w:lineRule="auto"/>
       <w:outlineLvl w:val="0"/>
     </w:pPr>
     <w:rPr>
-      <w:rFonts w:asciiTheme="majorHAnsi" w:eastAsiaTheme="majorEastAsia" w:hAnsiTheme="majorHAnsi" w:cstheme="majorBidi" w:ascii="Calibri" w:hAnsi="Calibri" w:cs="Calibri"/>
+      <w:rFonts w:ascii="Times New Roman" w:hAnsi="Times New Roman"/>
       <w:b/>
       <w:bCs/>
-      <w:color w:val="2E74B5"/>
-      <w:sz w:val="32"/>
+      <w:color w:val="000000"/>
+      <w:sz w:val="26"/>
       <w:szCs w:val="28"/>
+      <w:lang w:val="ru-RU"/>
     </w:rPr>
   </w:style>
   <w:style w:type="paragraph" w:styleId="Heading2">
@@ -978,16 +792,17 @@
     <w:pPr>
       <w:keepNext/>
       <w:keepLines/>
-      <w:spacing w:before="280" w:after="140"/>
+      <w:spacing w:before="200" w:after="120" w:line="259" w:lineRule="auto"/>
       <w:outlineLvl w:val="1"/>
     </w:pPr>
     <w:rPr>
-      <w:rFonts w:asciiTheme="majorHAnsi" w:eastAsiaTheme="majorEastAsia" w:hAnsiTheme="majorHAnsi" w:cstheme="majorBidi" w:ascii="Calibri" w:hAnsi="Calibri" w:cs="Calibri"/>
+      <w:rFonts w:ascii="Times New Roman" w:hAnsi="Times New Roman"/>
       <w:b/>
       <w:bCs/>
-      <w:color w:val="2E74B5"/>
+      <w:color w:val="000000"/>
       <w:sz w:val="26"/>
       <w:szCs w:val="26"/>
+      <w:lang w:val="ru-RU"/>
     </w:rPr>
   </w:style>
   <w:style w:type="paragraph" w:styleId="Heading3">
@@ -1002,15 +817,14 @@
     <w:pPr>
       <w:keepNext/>
       <w:keepLines/>
-      <w:spacing w:before="200" w:after="100"/>
+      <w:spacing w:before="200" w:after="0"/>
       <w:outlineLvl w:val="2"/>
     </w:pPr>
     <w:rPr>
-      <w:rFonts w:asciiTheme="majorHAnsi" w:eastAsiaTheme="majorEastAsia" w:hAnsiTheme="majorHAnsi" w:cstheme="majorBidi" w:ascii="Calibri" w:hAnsi="Calibri" w:cs="Calibri"/>
+      <w:rFonts/>
       <w:b/>
       <w:bCs/>
-      <w:color w:val="1F4D78"/>
-      <w:sz w:val="24"/>
+      <w:color w:val="4F81BD" w:themeColor="accent1"/>
     </w:rPr>
   </w:style>
   <w:style w:type="paragraph" w:styleId="Heading4">
@@ -1030,7 +844,7 @@
       <w:outlineLvl w:val="3"/>
     </w:pPr>
     <w:rPr>
-      <w:rFonts w:asciiTheme="majorHAnsi" w:eastAsiaTheme="majorEastAsia" w:hAnsiTheme="majorHAnsi" w:cstheme="majorBidi"/>
+      <w:rFonts/>
       <w:b/>
       <w:bCs/>
       <w:i/>
@@ -1055,7 +869,7 @@
       <w:outlineLvl w:val="4"/>
     </w:pPr>
     <w:rPr>
-      <w:rFonts w:asciiTheme="majorHAnsi" w:eastAsiaTheme="majorEastAsia" w:hAnsiTheme="majorHAnsi" w:cstheme="majorBidi"/>
+      <w:rFonts/>
       <w:color w:val="243F60" w:themeColor="accent1" w:themeShade="7F"/>
     </w:rPr>
   </w:style>
@@ -1076,7 +890,7 @@
       <w:outlineLvl w:val="5"/>
     </w:pPr>
     <w:rPr>
-      <w:rFonts w:asciiTheme="majorHAnsi" w:eastAsiaTheme="majorEastAsia" w:hAnsiTheme="majorHAnsi" w:cstheme="majorBidi"/>
+      <w:rFonts/>
       <w:i/>
       <w:iCs/>
       <w:color w:val="243F60" w:themeColor="accent1" w:themeShade="7F"/>
@@ -1099,7 +913,7 @@
       <w:outlineLvl w:val="6"/>
     </w:pPr>
     <w:rPr>
-      <w:rFonts w:asciiTheme="majorHAnsi" w:eastAsiaTheme="majorEastAsia" w:hAnsiTheme="majorHAnsi" w:cstheme="majorBidi"/>
+      <w:rFonts/>
       <w:i/>
       <w:iCs/>
       <w:color w:val="404040" w:themeColor="text1" w:themeTint="BF"/>
@@ -1122,7 +936,7 @@
       <w:outlineLvl w:val="7"/>
     </w:pPr>
     <w:rPr>
-      <w:rFonts w:asciiTheme="majorHAnsi" w:eastAsiaTheme="majorEastAsia" w:hAnsiTheme="majorHAnsi" w:cstheme="majorBidi"/>
+      <w:rFonts/>
       <w:color w:val="4F81BD" w:themeColor="accent1"/>
       <w:sz w:val="20"/>
       <w:szCs w:val="20"/>
@@ -1145,7 +959,7 @@
       <w:outlineLvl w:val="8"/>
     </w:pPr>
     <w:rPr>
-      <w:rFonts w:asciiTheme="majorHAnsi" w:eastAsiaTheme="majorEastAsia" w:hAnsiTheme="majorHAnsi" w:cstheme="majorBidi"/>
+      <w:rFonts/>
       <w:i/>
       <w:iCs/>
       <w:color w:val="404040" w:themeColor="text1" w:themeTint="BF"/>
@@ -1196,7 +1010,7 @@
     <w:uiPriority w:val="9"/>
     <w:rsid w:val="00FC693F"/>
     <w:rPr>
-      <w:rFonts w:asciiTheme="majorHAnsi" w:eastAsiaTheme="majorEastAsia" w:hAnsiTheme="majorHAnsi" w:cstheme="majorBidi"/>
+      <w:rFonts/>
       <w:b/>
       <w:bCs/>
       <w:color w:val="365F91" w:themeColor="accent1" w:themeShade="BF"/>
@@ -1211,7 +1025,7 @@
     <w:uiPriority w:val="9"/>
     <w:rsid w:val="00FC693F"/>
     <w:rPr>
-      <w:rFonts w:asciiTheme="majorHAnsi" w:eastAsiaTheme="majorEastAsia" w:hAnsiTheme="majorHAnsi" w:cstheme="majorBidi"/>
+      <w:rFonts/>
       <w:b/>
       <w:bCs/>
       <w:color w:val="4F81BD" w:themeColor="accent1"/>
@@ -1226,7 +1040,7 @@
     <w:uiPriority w:val="9"/>
     <w:rsid w:val="00FC693F"/>
     <w:rPr>
-      <w:rFonts w:asciiTheme="majorHAnsi" w:eastAsiaTheme="majorEastAsia" w:hAnsiTheme="majorHAnsi" w:cstheme="majorBidi"/>
+      <w:rFonts/>
       <w:b/>
       <w:bCs/>
       <w:color w:val="4F81BD" w:themeColor="accent1"/>
@@ -1241,19 +1055,17 @@
     <w:qFormat/>
     <w:rsid w:val="00FC693F"/>
     <w:pPr>
-      <w:pBdr>
-        <w:bottom w:val="single" w:sz="8" w:space="4" w:color="4F81BD" w:themeColor="accent1"/>
-      </w:pBdr>
-      <w:spacing w:after="300" w:line="240" w:lineRule="auto"/>
+      <w:spacing w:after="120" w:line="259" w:lineRule="auto"/>
       <w:contextualSpacing/>
     </w:pPr>
     <w:rPr>
-      <w:rFonts w:asciiTheme="majorHAnsi" w:eastAsiaTheme="majorEastAsia" w:hAnsiTheme="majorHAnsi" w:cstheme="majorBidi"/>
-      <w:color w:val="17365D" w:themeColor="text2" w:themeShade="BF"/>
+      <w:rFonts w:ascii="Times New Roman" w:hAnsi="Times New Roman"/>
+      <w:color w:val="000000"/>
       <w:spacing w:val="5"/>
       <w:kern w:val="28"/>
-      <w:sz w:val="52"/>
+      <w:sz w:val="40"/>
       <w:szCs w:val="52"/>
+      <w:lang w:val="ru-RU"/>
     </w:rPr>
   </w:style>
   <w:style w:type="character" w:customStyle="1" w:styleId="TitleChar">
@@ -1263,7 +1075,7 @@
     <w:uiPriority w:val="10"/>
     <w:rsid w:val="00FC693F"/>
     <w:rPr>
-      <w:rFonts w:asciiTheme="majorHAnsi" w:eastAsiaTheme="majorEastAsia" w:hAnsiTheme="majorHAnsi" w:cstheme="majorBidi"/>
+      <w:rFonts/>
       <w:color w:val="17365D" w:themeColor="text2" w:themeShade="BF"/>
       <w:spacing w:val="5"/>
       <w:kern w:val="28"/>
@@ -1285,7 +1097,7 @@
       </w:numPr>
     </w:pPr>
     <w:rPr>
-      <w:rFonts w:asciiTheme="majorHAnsi" w:eastAsiaTheme="majorEastAsia" w:hAnsiTheme="majorHAnsi" w:cstheme="majorBidi"/>
+      <w:rFonts/>
       <w:i/>
       <w:iCs/>
       <w:color w:val="4F81BD" w:themeColor="accent1"/>
@@ -1301,7 +1113,7 @@
     <w:uiPriority w:val="11"/>
     <w:rsid w:val="00FC693F"/>
     <w:rPr>
-      <w:rFonts w:asciiTheme="majorHAnsi" w:eastAsiaTheme="majorEastAsia" w:hAnsiTheme="majorHAnsi" w:cstheme="majorBidi"/>
+      <w:rFonts/>
       <w:i/>
       <w:iCs/>
       <w:color w:val="4F81BD" w:themeColor="accent1"/>
@@ -1426,8 +1238,15 @@
       <w:numPr>
         <w:numId w:val="1"/>
       </w:numPr>
+      <w:spacing w:after="120" w:line="259" w:lineRule="auto"/>
       <w:contextualSpacing/>
     </w:pPr>
+    <w:rPr>
+      <w:rFonts w:ascii="Times New Roman" w:hAnsi="Times New Roman"/>
+      <w:color w:val="000000"/>
+      <w:sz w:val="24"/>
+      <w:lang w:val="ru-RU"/>
+    </w:rPr>
   </w:style>
   <w:style w:type="paragraph" w:styleId="ListBullet2">
     <w:name w:val="List Bullet 2"/>
@@ -1599,7 +1418,7 @@
     <w:semiHidden/>
     <w:rsid w:val="00FC693F"/>
     <w:rPr>
-      <w:rFonts w:asciiTheme="majorHAnsi" w:eastAsiaTheme="majorEastAsia" w:hAnsiTheme="majorHAnsi" w:cstheme="majorBidi"/>
+      <w:rFonts/>
       <w:b/>
       <w:bCs/>
       <w:i/>
@@ -1615,7 +1434,7 @@
     <w:semiHidden/>
     <w:rsid w:val="00FC693F"/>
     <w:rPr>
-      <w:rFonts w:asciiTheme="majorHAnsi" w:eastAsiaTheme="majorEastAsia" w:hAnsiTheme="majorHAnsi" w:cstheme="majorBidi"/>
+      <w:rFonts/>
       <w:color w:val="243F60" w:themeColor="accent1" w:themeShade="7F"/>
     </w:rPr>
   </w:style>
@@ -1627,7 +1446,7 @@
     <w:semiHidden/>
     <w:rsid w:val="00FC693F"/>
     <w:rPr>
-      <w:rFonts w:asciiTheme="majorHAnsi" w:eastAsiaTheme="majorEastAsia" w:hAnsiTheme="majorHAnsi" w:cstheme="majorBidi"/>
+      <w:rFonts/>
       <w:i/>
       <w:iCs/>
       <w:color w:val="243F60" w:themeColor="accent1" w:themeShade="7F"/>
@@ -1641,7 +1460,7 @@
     <w:semiHidden/>
     <w:rsid w:val="00FC693F"/>
     <w:rPr>
-      <w:rFonts w:asciiTheme="majorHAnsi" w:eastAsiaTheme="majorEastAsia" w:hAnsiTheme="majorHAnsi" w:cstheme="majorBidi"/>
+      <w:rFonts/>
       <w:i/>
       <w:iCs/>
       <w:color w:val="404040" w:themeColor="text1" w:themeTint="BF"/>
@@ -1655,7 +1474,7 @@
     <w:semiHidden/>
     <w:rsid w:val="00FC693F"/>
     <w:rPr>
-      <w:rFonts w:asciiTheme="majorHAnsi" w:eastAsiaTheme="majorEastAsia" w:hAnsiTheme="majorHAnsi" w:cstheme="majorBidi"/>
+      <w:rFonts/>
       <w:color w:val="4F81BD" w:themeColor="accent1"/>
       <w:sz w:val="20"/>
       <w:szCs w:val="20"/>
@@ -1669,7 +1488,7 @@
     <w:semiHidden/>
     <w:rsid w:val="00FC693F"/>
     <w:rPr>
-      <w:rFonts w:asciiTheme="majorHAnsi" w:eastAsiaTheme="majorEastAsia" w:hAnsiTheme="majorHAnsi" w:cstheme="majorBidi"/>
+      <w:rFonts/>
       <w:i/>
       <w:iCs/>
       <w:color w:val="404040" w:themeColor="text1" w:themeTint="BF"/>
@@ -1728,9 +1547,6 @@
     <w:qFormat/>
     <w:rsid w:val="00FC693F"/>
     <w:pPr>
-      <w:pBdr>
-        <w:bottom w:val="single" w:sz="4" w:space="4" w:color="4F81BD" w:themeColor="accent1"/>
-      </w:pBdr>
       <w:spacing w:before="200" w:after="280"/>
       <w:ind w:left="936" w:right="936"/>
     </w:pPr>
@@ -3258,7 +3074,7 @@
         <w:spacing w:before="0" w:after="0" w:line="240" w:lineRule="auto"/>
       </w:pPr>
       <w:rPr>
-        <w:rFonts w:asciiTheme="majorHAnsi" w:eastAsiaTheme="majorEastAsia" w:hAnsiTheme="majorHAnsi" w:cstheme="majorBidi"/>
+        <w:rFonts/>
         <w:b/>
         <w:bCs/>
       </w:rPr>
@@ -3279,7 +3095,7 @@
         <w:spacing w:before="0" w:after="0" w:line="240" w:lineRule="auto"/>
       </w:pPr>
       <w:rPr>
-        <w:rFonts w:asciiTheme="majorHAnsi" w:eastAsiaTheme="majorEastAsia" w:hAnsiTheme="majorHAnsi" w:cstheme="majorBidi"/>
+        <w:rFonts/>
         <w:b/>
         <w:bCs/>
       </w:rPr>
@@ -3297,14 +3113,14 @@
     </w:tblStylePr>
     <w:tblStylePr w:type="firstCol">
       <w:rPr>
-        <w:rFonts w:asciiTheme="majorHAnsi" w:eastAsiaTheme="majorEastAsia" w:hAnsiTheme="majorHAnsi" w:cstheme="majorBidi"/>
+        <w:rFonts/>
         <w:b/>
         <w:bCs/>
       </w:rPr>
     </w:tblStylePr>
     <w:tblStylePr w:type="lastCol">
       <w:rPr>
-        <w:rFonts w:asciiTheme="majorHAnsi" w:eastAsiaTheme="majorEastAsia" w:hAnsiTheme="majorHAnsi" w:cstheme="majorBidi"/>
+        <w:rFonts/>
         <w:b/>
         <w:bCs/>
       </w:rPr>
@@ -3388,7 +3204,7 @@
         <w:spacing w:before="0" w:after="0" w:line="240" w:lineRule="auto"/>
       </w:pPr>
       <w:rPr>
-        <w:rFonts w:asciiTheme="majorHAnsi" w:eastAsiaTheme="majorEastAsia" w:hAnsiTheme="majorHAnsi" w:cstheme="majorBidi"/>
+        <w:rFonts/>
         <w:b/>
         <w:bCs/>
       </w:rPr>
@@ -3409,7 +3225,7 @@
         <w:spacing w:before="0" w:after="0" w:line="240" w:lineRule="auto"/>
       </w:pPr>
       <w:rPr>
-        <w:rFonts w:asciiTheme="majorHAnsi" w:eastAsiaTheme="majorEastAsia" w:hAnsiTheme="majorHAnsi" w:cstheme="majorBidi"/>
+        <w:rFonts/>
         <w:b/>
         <w:bCs/>
       </w:rPr>
@@ -3427,14 +3243,14 @@
     </w:tblStylePr>
     <w:tblStylePr w:type="firstCol">
       <w:rPr>
-        <w:rFonts w:asciiTheme="majorHAnsi" w:eastAsiaTheme="majorEastAsia" w:hAnsiTheme="majorHAnsi" w:cstheme="majorBidi"/>
+        <w:rFonts/>
         <w:b/>
         <w:bCs/>
       </w:rPr>
     </w:tblStylePr>
     <w:tblStylePr w:type="lastCol">
       <w:rPr>
-        <w:rFonts w:asciiTheme="majorHAnsi" w:eastAsiaTheme="majorEastAsia" w:hAnsiTheme="majorHAnsi" w:cstheme="majorBidi"/>
+        <w:rFonts/>
         <w:b/>
         <w:bCs/>
       </w:rPr>
@@ -3518,7 +3334,7 @@
         <w:spacing w:before="0" w:after="0" w:line="240" w:lineRule="auto"/>
       </w:pPr>
       <w:rPr>
-        <w:rFonts w:asciiTheme="majorHAnsi" w:eastAsiaTheme="majorEastAsia" w:hAnsiTheme="majorHAnsi" w:cstheme="majorBidi"/>
+        <w:rFonts/>
         <w:b/>
         <w:bCs/>
       </w:rPr>
@@ -3539,7 +3355,7 @@
         <w:spacing w:before="0" w:after="0" w:line="240" w:lineRule="auto"/>
       </w:pPr>
       <w:rPr>
-        <w:rFonts w:asciiTheme="majorHAnsi" w:eastAsiaTheme="majorEastAsia" w:hAnsiTheme="majorHAnsi" w:cstheme="majorBidi"/>
+        <w:rFonts/>
         <w:b/>
         <w:bCs/>
       </w:rPr>
@@ -3557,14 +3373,14 @@
     </w:tblStylePr>
     <w:tblStylePr w:type="firstCol">
       <w:rPr>
-        <w:rFonts w:asciiTheme="majorHAnsi" w:eastAsiaTheme="majorEastAsia" w:hAnsiTheme="majorHAnsi" w:cstheme="majorBidi"/>
+        <w:rFonts/>
         <w:b/>
         <w:bCs/>
       </w:rPr>
     </w:tblStylePr>
     <w:tblStylePr w:type="lastCol">
       <w:rPr>
-        <w:rFonts w:asciiTheme="majorHAnsi" w:eastAsiaTheme="majorEastAsia" w:hAnsiTheme="majorHAnsi" w:cstheme="majorBidi"/>
+        <w:rFonts/>
         <w:b/>
         <w:bCs/>
       </w:rPr>
@@ -3648,7 +3464,7 @@
         <w:spacing w:before="0" w:after="0" w:line="240" w:lineRule="auto"/>
       </w:pPr>
       <w:rPr>
-        <w:rFonts w:asciiTheme="majorHAnsi" w:eastAsiaTheme="majorEastAsia" w:hAnsiTheme="majorHAnsi" w:cstheme="majorBidi"/>
+        <w:rFonts/>
         <w:b/>
         <w:bCs/>
       </w:rPr>
@@ -3669,7 +3485,7 @@
         <w:spacing w:before="0" w:after="0" w:line="240" w:lineRule="auto"/>
       </w:pPr>
       <w:rPr>
-        <w:rFonts w:asciiTheme="majorHAnsi" w:eastAsiaTheme="majorEastAsia" w:hAnsiTheme="majorHAnsi" w:cstheme="majorBidi"/>
+        <w:rFonts/>
         <w:b/>
         <w:bCs/>
       </w:rPr>
@@ -3687,14 +3503,14 @@
     </w:tblStylePr>
     <w:tblStylePr w:type="firstCol">
       <w:rPr>
-        <w:rFonts w:asciiTheme="majorHAnsi" w:eastAsiaTheme="majorEastAsia" w:hAnsiTheme="majorHAnsi" w:cstheme="majorBidi"/>
+        <w:rFonts/>
         <w:b/>
         <w:bCs/>
       </w:rPr>
     </w:tblStylePr>
     <w:tblStylePr w:type="lastCol">
       <w:rPr>
-        <w:rFonts w:asciiTheme="majorHAnsi" w:eastAsiaTheme="majorEastAsia" w:hAnsiTheme="majorHAnsi" w:cstheme="majorBidi"/>
+        <w:rFonts/>
         <w:b/>
         <w:bCs/>
       </w:rPr>
@@ -3778,7 +3594,7 @@
         <w:spacing w:before="0" w:after="0" w:line="240" w:lineRule="auto"/>
       </w:pPr>
       <w:rPr>
-        <w:rFonts w:asciiTheme="majorHAnsi" w:eastAsiaTheme="majorEastAsia" w:hAnsiTheme="majorHAnsi" w:cstheme="majorBidi"/>
+        <w:rFonts/>
         <w:b/>
         <w:bCs/>
       </w:rPr>
@@ -3799,7 +3615,7 @@
         <w:spacing w:before="0" w:after="0" w:line="240" w:lineRule="auto"/>
       </w:pPr>
       <w:rPr>
-        <w:rFonts w:asciiTheme="majorHAnsi" w:eastAsiaTheme="majorEastAsia" w:hAnsiTheme="majorHAnsi" w:cstheme="majorBidi"/>
+        <w:rFonts/>
         <w:b/>
         <w:bCs/>
       </w:rPr>
@@ -3817,14 +3633,14 @@
     </w:tblStylePr>
     <w:tblStylePr w:type="firstCol">
       <w:rPr>
-        <w:rFonts w:asciiTheme="majorHAnsi" w:eastAsiaTheme="majorEastAsia" w:hAnsiTheme="majorHAnsi" w:cstheme="majorBidi"/>
+        <w:rFonts/>
         <w:b/>
         <w:bCs/>
       </w:rPr>
     </w:tblStylePr>
     <w:tblStylePr w:type="lastCol">
       <w:rPr>
-        <w:rFonts w:asciiTheme="majorHAnsi" w:eastAsiaTheme="majorEastAsia" w:hAnsiTheme="majorHAnsi" w:cstheme="majorBidi"/>
+        <w:rFonts/>
         <w:b/>
         <w:bCs/>
       </w:rPr>
@@ -3908,7 +3724,7 @@
         <w:spacing w:before="0" w:after="0" w:line="240" w:lineRule="auto"/>
       </w:pPr>
       <w:rPr>
-        <w:rFonts w:asciiTheme="majorHAnsi" w:eastAsiaTheme="majorEastAsia" w:hAnsiTheme="majorHAnsi" w:cstheme="majorBidi"/>
+        <w:rFonts/>
         <w:b/>
         <w:bCs/>
       </w:rPr>
@@ -3929,7 +3745,7 @@
         <w:spacing w:before="0" w:after="0" w:line="240" w:lineRule="auto"/>
       </w:pPr>
       <w:rPr>
-        <w:rFonts w:asciiTheme="majorHAnsi" w:eastAsiaTheme="majorEastAsia" w:hAnsiTheme="majorHAnsi" w:cstheme="majorBidi"/>
+        <w:rFonts/>
         <w:b/>
         <w:bCs/>
       </w:rPr>
@@ -3947,14 +3763,14 @@
     </w:tblStylePr>
     <w:tblStylePr w:type="firstCol">
       <w:rPr>
-        <w:rFonts w:asciiTheme="majorHAnsi" w:eastAsiaTheme="majorEastAsia" w:hAnsiTheme="majorHAnsi" w:cstheme="majorBidi"/>
+        <w:rFonts/>
         <w:b/>
         <w:bCs/>
       </w:rPr>
     </w:tblStylePr>
     <w:tblStylePr w:type="lastCol">
       <w:rPr>
-        <w:rFonts w:asciiTheme="majorHAnsi" w:eastAsiaTheme="majorEastAsia" w:hAnsiTheme="majorHAnsi" w:cstheme="majorBidi"/>
+        <w:rFonts/>
         <w:b/>
         <w:bCs/>
       </w:rPr>
@@ -4038,7 +3854,7 @@
         <w:spacing w:before="0" w:after="0" w:line="240" w:lineRule="auto"/>
       </w:pPr>
       <w:rPr>
-        <w:rFonts w:asciiTheme="majorHAnsi" w:eastAsiaTheme="majorEastAsia" w:hAnsiTheme="majorHAnsi" w:cstheme="majorBidi"/>
+        <w:rFonts/>
         <w:b/>
         <w:bCs/>
       </w:rPr>
@@ -4059,7 +3875,7 @@
         <w:spacing w:before="0" w:after="0" w:line="240" w:lineRule="auto"/>
       </w:pPr>
       <w:rPr>
-        <w:rFonts w:asciiTheme="majorHAnsi" w:eastAsiaTheme="majorEastAsia" w:hAnsiTheme="majorHAnsi" w:cstheme="majorBidi"/>
+        <w:rFonts/>
         <w:b/>
         <w:bCs/>
       </w:rPr>
@@ -4077,14 +3893,14 @@
     </w:tblStylePr>
     <w:tblStylePr w:type="firstCol">
       <w:rPr>
-        <w:rFonts w:asciiTheme="majorHAnsi" w:eastAsiaTheme="majorEastAsia" w:hAnsiTheme="majorHAnsi" w:cstheme="majorBidi"/>
+        <w:rFonts/>
         <w:b/>
         <w:bCs/>
       </w:rPr>
     </w:tblStylePr>
     <w:tblStylePr w:type="lastCol">
       <w:rPr>
-        <w:rFonts w:asciiTheme="majorHAnsi" w:eastAsiaTheme="majorEastAsia" w:hAnsiTheme="majorHAnsi" w:cstheme="majorBidi"/>
+        <w:rFonts/>
         <w:b/>
         <w:bCs/>
       </w:rPr>
@@ -5949,7 +5765,7 @@
     </w:tblPr>
     <w:tblStylePr w:type="firstRow">
       <w:rPr>
-        <w:rFonts w:asciiTheme="majorHAnsi" w:eastAsiaTheme="majorEastAsia" w:hAnsiTheme="majorHAnsi" w:cstheme="majorBidi"/>
+        <w:rFonts/>
       </w:rPr>
       <w:tblPr/>
       <w:tcPr>
@@ -6033,7 +5849,7 @@
     </w:tblPr>
     <w:tblStylePr w:type="firstRow">
       <w:rPr>
-        <w:rFonts w:asciiTheme="majorHAnsi" w:eastAsiaTheme="majorEastAsia" w:hAnsiTheme="majorHAnsi" w:cstheme="majorBidi"/>
+        <w:rFonts/>
       </w:rPr>
       <w:tblPr/>
       <w:tcPr>
@@ -6117,7 +5933,7 @@
     </w:tblPr>
     <w:tblStylePr w:type="firstRow">
       <w:rPr>
-        <w:rFonts w:asciiTheme="majorHAnsi" w:eastAsiaTheme="majorEastAsia" w:hAnsiTheme="majorHAnsi" w:cstheme="majorBidi"/>
+        <w:rFonts/>
       </w:rPr>
       <w:tblPr/>
       <w:tcPr>
@@ -6201,7 +6017,7 @@
     </w:tblPr>
     <w:tblStylePr w:type="firstRow">
       <w:rPr>
-        <w:rFonts w:asciiTheme="majorHAnsi" w:eastAsiaTheme="majorEastAsia" w:hAnsiTheme="majorHAnsi" w:cstheme="majorBidi"/>
+        <w:rFonts/>
       </w:rPr>
       <w:tblPr/>
       <w:tcPr>
@@ -6285,7 +6101,7 @@
     </w:tblPr>
     <w:tblStylePr w:type="firstRow">
       <w:rPr>
-        <w:rFonts w:asciiTheme="majorHAnsi" w:eastAsiaTheme="majorEastAsia" w:hAnsiTheme="majorHAnsi" w:cstheme="majorBidi"/>
+        <w:rFonts/>
       </w:rPr>
       <w:tblPr/>
       <w:tcPr>
@@ -6369,7 +6185,7 @@
     </w:tblPr>
     <w:tblStylePr w:type="firstRow">
       <w:rPr>
-        <w:rFonts w:asciiTheme="majorHAnsi" w:eastAsiaTheme="majorEastAsia" w:hAnsiTheme="majorHAnsi" w:cstheme="majorBidi"/>
+        <w:rFonts/>
       </w:rPr>
       <w:tblPr/>
       <w:tcPr>
@@ -6453,7 +6269,7 @@
     </w:tblPr>
     <w:tblStylePr w:type="firstRow">
       <w:rPr>
-        <w:rFonts w:asciiTheme="majorHAnsi" w:eastAsiaTheme="majorEastAsia" w:hAnsiTheme="majorHAnsi" w:cstheme="majorBidi"/>
+        <w:rFonts/>
       </w:rPr>
       <w:tblPr/>
       <w:tcPr>
@@ -6518,7 +6334,7 @@
       <w:spacing w:after="0" w:line="240" w:lineRule="auto"/>
     </w:pPr>
     <w:rPr>
-      <w:rFonts w:asciiTheme="majorHAnsi" w:eastAsiaTheme="majorEastAsia" w:hAnsiTheme="majorHAnsi" w:cstheme="majorBidi"/>
+      <w:rFonts/>
       <w:color w:val="000000" w:themeColor="text1"/>
     </w:rPr>
     <w:tblPr>
@@ -6646,7 +6462,7 @@
       <w:spacing w:after="0" w:line="240" w:lineRule="auto"/>
     </w:pPr>
     <w:rPr>
-      <w:rFonts w:asciiTheme="majorHAnsi" w:eastAsiaTheme="majorEastAsia" w:hAnsiTheme="majorHAnsi" w:cstheme="majorBidi"/>
+      <w:rFonts/>
       <w:color w:val="000000" w:themeColor="text1"/>
     </w:rPr>
     <w:tblPr>
@@ -6774,7 +6590,7 @@
       <w:spacing w:after="0" w:line="240" w:lineRule="auto"/>
     </w:pPr>
     <w:rPr>
-      <w:rFonts w:asciiTheme="majorHAnsi" w:eastAsiaTheme="majorEastAsia" w:hAnsiTheme="majorHAnsi" w:cstheme="majorBidi"/>
+      <w:rFonts/>
       <w:color w:val="000000" w:themeColor="text1"/>
     </w:rPr>
     <w:tblPr>
@@ -6902,7 +6718,7 @@
       <w:spacing w:after="0" w:line="240" w:lineRule="auto"/>
     </w:pPr>
     <w:rPr>
-      <w:rFonts w:asciiTheme="majorHAnsi" w:eastAsiaTheme="majorEastAsia" w:hAnsiTheme="majorHAnsi" w:cstheme="majorBidi"/>
+      <w:rFonts/>
       <w:color w:val="000000" w:themeColor="text1"/>
     </w:rPr>
     <w:tblPr>
@@ -7030,7 +6846,7 @@
       <w:spacing w:after="0" w:line="240" w:lineRule="auto"/>
     </w:pPr>
     <w:rPr>
-      <w:rFonts w:asciiTheme="majorHAnsi" w:eastAsiaTheme="majorEastAsia" w:hAnsiTheme="majorHAnsi" w:cstheme="majorBidi"/>
+      <w:rFonts/>
       <w:color w:val="000000" w:themeColor="text1"/>
     </w:rPr>
     <w:tblPr>
@@ -7158,7 +6974,7 @@
       <w:spacing w:after="0" w:line="240" w:lineRule="auto"/>
     </w:pPr>
     <w:rPr>
-      <w:rFonts w:asciiTheme="majorHAnsi" w:eastAsiaTheme="majorEastAsia" w:hAnsiTheme="majorHAnsi" w:cstheme="majorBidi"/>
+      <w:rFonts/>
       <w:color w:val="000000" w:themeColor="text1"/>
     </w:rPr>
     <w:tblPr>
@@ -7286,7 +7102,7 @@
       <w:spacing w:after="0" w:line="240" w:lineRule="auto"/>
     </w:pPr>
     <w:rPr>
-      <w:rFonts w:asciiTheme="majorHAnsi" w:eastAsiaTheme="majorEastAsia" w:hAnsiTheme="majorHAnsi" w:cstheme="majorBidi"/>
+      <w:rFonts/>
       <w:color w:val="000000" w:themeColor="text1"/>
     </w:rPr>
     <w:tblPr>
@@ -7925,7 +7741,7 @@
       <w:spacing w:after="0" w:line="240" w:lineRule="auto"/>
     </w:pPr>
     <w:rPr>
-      <w:rFonts w:asciiTheme="majorHAnsi" w:eastAsiaTheme="majorEastAsia" w:hAnsiTheme="majorHAnsi" w:cstheme="majorBidi"/>
+      <w:rFonts/>
       <w:color w:val="000000" w:themeColor="text1"/>
     </w:rPr>
     <w:tblPr>
@@ -8050,7 +7866,7 @@
       <w:spacing w:after="0" w:line="240" w:lineRule="auto"/>
     </w:pPr>
     <w:rPr>
-      <w:rFonts w:asciiTheme="majorHAnsi" w:eastAsiaTheme="majorEastAsia" w:hAnsiTheme="majorHAnsi" w:cstheme="majorBidi"/>
+      <w:rFonts/>
       <w:color w:val="000000" w:themeColor="text1"/>
     </w:rPr>
     <w:tblPr>
@@ -8175,7 +7991,7 @@
       <w:spacing w:after="0" w:line="240" w:lineRule="auto"/>
     </w:pPr>
     <w:rPr>
-      <w:rFonts w:asciiTheme="majorHAnsi" w:eastAsiaTheme="majorEastAsia" w:hAnsiTheme="majorHAnsi" w:cstheme="majorBidi"/>
+      <w:rFonts/>
       <w:color w:val="000000" w:themeColor="text1"/>
     </w:rPr>
     <w:tblPr>
@@ -8300,7 +8116,7 @@
       <w:spacing w:after="0" w:line="240" w:lineRule="auto"/>
     </w:pPr>
     <w:rPr>
-      <w:rFonts w:asciiTheme="majorHAnsi" w:eastAsiaTheme="majorEastAsia" w:hAnsiTheme="majorHAnsi" w:cstheme="majorBidi"/>
+      <w:rFonts/>
       <w:color w:val="000000" w:themeColor="text1"/>
     </w:rPr>
     <w:tblPr>
@@ -8425,7 +8241,7 @@
       <w:spacing w:after="0" w:line="240" w:lineRule="auto"/>
     </w:pPr>
     <w:rPr>
-      <w:rFonts w:asciiTheme="majorHAnsi" w:eastAsiaTheme="majorEastAsia" w:hAnsiTheme="majorHAnsi" w:cstheme="majorBidi"/>
+      <w:rFonts/>
       <w:color w:val="000000" w:themeColor="text1"/>
     </w:rPr>
     <w:tblPr>
@@ -8550,7 +8366,7 @@
       <w:spacing w:after="0" w:line="240" w:lineRule="auto"/>
     </w:pPr>
     <w:rPr>
-      <w:rFonts w:asciiTheme="majorHAnsi" w:eastAsiaTheme="majorEastAsia" w:hAnsiTheme="majorHAnsi" w:cstheme="majorBidi"/>
+      <w:rFonts/>
       <w:color w:val="000000" w:themeColor="text1"/>
     </w:rPr>
     <w:tblPr>
@@ -8675,7 +8491,7 @@
       <w:spacing w:after="0" w:line="240" w:lineRule="auto"/>
     </w:pPr>
     <w:rPr>
-      <w:rFonts w:asciiTheme="majorHAnsi" w:eastAsiaTheme="majorEastAsia" w:hAnsiTheme="majorHAnsi" w:cstheme="majorBidi"/>
+      <w:rFonts/>
       <w:color w:val="000000" w:themeColor="text1"/>
     </w:rPr>
     <w:tblPr>
